--- a/client/public/downloads/ICDU_Executive_Quick_Hits.docx
+++ b/client/public/downloads/ICDU_Executive_Quick_Hits.docx
@@ -1864,7 +1864,7 @@
         <w:sz w:val="13"/>
         <w:szCs w:val="13"/>
       </w:rPr>
-      <w:t xml:space="preserve">Patent Pending  |  Overture Systems  |  bcfrerichs@gmail.com</w:t>
+      <w:t xml:space="preserve">Patented  |  Overture Systems  |  bcfrerichs@gmail.com</w:t>
     </w:r>
   </w:p>
 </w:ftr>
